--- a/backend/wind_farm_docs/说明书.docx
+++ b/backend/wind_farm_docs/说明书.docx
@@ -228,7 +228,63 @@
           <w:sz w:val="24"/>
           <w:szCs w:val="24"/>
         </w:rPr>
-        <w:t>基于硅基流动大模型的知识库智能助手。接下来将对各个模块进行说明：</w:t>
+        <w:t>基于硅基流动大模型的知识库智能助手</w:t>
+      </w:r>
+      <w:r>
+        <w:rPr>
+          <w:rFonts w:ascii="宋体" w:eastAsia="宋体" w:hAnsi="宋体" w:hint="eastAsia"/>
+          <w:sz w:val="24"/>
+          <w:szCs w:val="24"/>
+        </w:rPr>
+        <w:t>；5</w:t>
+      </w:r>
+      <w:r>
+        <w:rPr>
+          <w:rFonts w:ascii="宋体" w:eastAsia="宋体" w:hAnsi="宋体"/>
+          <w:sz w:val="24"/>
+          <w:szCs w:val="24"/>
+        </w:rPr>
+        <w:t>.</w:t>
+      </w:r>
+      <w:r>
+        <w:rPr>
+          <w:rFonts w:ascii="宋体" w:eastAsia="宋体" w:hAnsi="宋体" w:hint="eastAsia"/>
+          <w:sz w:val="24"/>
+          <w:szCs w:val="24"/>
+        </w:rPr>
+        <w:t>基于风力发电机风速-功率曲线、风力发电机真实功率和真实天气情况</w:t>
+      </w:r>
+      <w:r>
+        <w:rPr>
+          <w:rFonts w:ascii="宋体" w:eastAsia="宋体" w:hAnsi="宋体" w:hint="eastAsia"/>
+          <w:sz w:val="24"/>
+          <w:szCs w:val="24"/>
+        </w:rPr>
+        <w:t>训练得到</w:t>
+      </w:r>
+      <w:r>
+        <w:rPr>
+          <w:rFonts w:ascii="宋体" w:eastAsia="宋体" w:hAnsi="宋体" w:hint="eastAsia"/>
+          <w:sz w:val="24"/>
+          <w:szCs w:val="24"/>
+        </w:rPr>
+        <w:t>风速-</w:t>
+      </w:r>
+      <w:r>
+        <w:rPr>
+          <w:rFonts w:ascii="宋体" w:eastAsia="宋体" w:hAnsi="宋体" w:hint="eastAsia"/>
+          <w:sz w:val="24"/>
+          <w:szCs w:val="24"/>
+        </w:rPr>
+        <w:t>发电量预测模型</w:t>
+      </w:r>
+      <w:r>
+        <w:rPr>
+          <w:rFonts w:ascii="宋体" w:eastAsia="宋体" w:hAnsi="宋体" w:hint="eastAsia"/>
+          <w:sz w:val="24"/>
+          <w:szCs w:val="24"/>
+        </w:rPr>
+        <w:t>。接下来将对各个模块进行说明：</w:t>
       </w:r>
     </w:p>
     <w:p>
@@ -455,7 +511,7 @@
           <w:sz w:val="24"/>
           <w:szCs w:val="24"/>
         </w:rPr>
-        <w:t>自动组网方面，通过区域主服务器的DHCP服务器，可以实现基于DHCP协议的数据采集终端IP自动分配功能。在得到IP地址后，数据采集终端会自动每隔</w:t>
+        <w:t>自动组网方面，通过区域主服务器的DHCP服务器，可以实现基于DHCP协议</w:t>
       </w:r>
       <w:r>
         <w:rPr>
@@ -464,7 +520,7 @@
           <w:szCs w:val="24"/>
         </w:rPr>
         <w:lastRenderedPageBreak/>
-        <w:t>1</w:t>
+        <w:t>的数据采集终端IP自动分配功能。在得到IP地址后，数据采集终端会自动每隔1</w:t>
       </w:r>
       <w:r>
         <w:rPr>
@@ -480,25 +536,7 @@
           <w:sz w:val="24"/>
           <w:szCs w:val="24"/>
         </w:rPr>
-        <w:t>秒</w:t>
-      </w:r>
-      <w:proofErr w:type="gramStart"/>
-      <w:r>
-        <w:rPr>
-          <w:rFonts w:ascii="宋体" w:eastAsia="宋体" w:hAnsi="宋体" w:hint="eastAsia"/>
-          <w:sz w:val="24"/>
-          <w:szCs w:val="24"/>
-        </w:rPr>
-        <w:t>向程序</w:t>
-      </w:r>
-      <w:proofErr w:type="gramEnd"/>
-      <w:r>
-        <w:rPr>
-          <w:rFonts w:ascii="宋体" w:eastAsia="宋体" w:hAnsi="宋体" w:hint="eastAsia"/>
-          <w:sz w:val="24"/>
-          <w:szCs w:val="24"/>
-        </w:rPr>
-        <w:t>中设定的区域终端（一般就是区域主服务器）的IP发送呼叫信号。当区域终端接收到这个呼叫信号后，会自动创建一个收发进程，这个进程会每隔5秒向数据采集终端对应的IP发送一次数据请求，而数据采集终端接收到请求命令后，会使用UDP协议回复ADC采集的信号，从而实现自动组网。</w:t>
+        <w:t>秒向程序中设定的区域终端（一般就是区域主服务器）的IP发送呼叫信号。当区域终端接收到这个呼叫信号后，会自动创建一个收发进程，这个进程会每隔5秒向数据采集终端对应的IP发送一次数据请求，而数据采集终端接收到请求命令后，会使用UDP协议回复ADC采集的信号，从而实现自动组网。</w:t>
       </w:r>
     </w:p>
     <w:p>
@@ -629,25 +667,7 @@
           <w:sz w:val="24"/>
           <w:szCs w:val="24"/>
         </w:rPr>
-        <w:t>在前端交互接口方面，通过Python的</w:t>
-      </w:r>
-      <w:proofErr w:type="spellStart"/>
-      <w:r>
-        <w:rPr>
-          <w:rFonts w:ascii="宋体" w:eastAsia="宋体" w:hAnsi="宋体" w:hint="eastAsia"/>
-          <w:sz w:val="24"/>
-          <w:szCs w:val="24"/>
-        </w:rPr>
-        <w:t>FastAPI</w:t>
-      </w:r>
-      <w:proofErr w:type="spellEnd"/>
-      <w:r>
-        <w:rPr>
-          <w:rFonts w:ascii="宋体" w:eastAsia="宋体" w:hAnsi="宋体" w:hint="eastAsia"/>
-          <w:sz w:val="24"/>
-          <w:szCs w:val="24"/>
-        </w:rPr>
-        <w:t>库，定义了多个API接口，提供给前端网页进行调用。</w:t>
+        <w:t>在前端交互接口方面，通过Python的FastAPI库，定义了多个API接口，提供给前端网页进行调用。</w:t>
       </w:r>
     </w:p>
     <w:p>
@@ -801,25 +821,7 @@
           <w:sz w:val="24"/>
           <w:szCs w:val="24"/>
         </w:rPr>
-        <w:t>这一部分使用硅基流动平台提供的大模型API和Python的</w:t>
-      </w:r>
-      <w:proofErr w:type="spellStart"/>
-      <w:r>
-        <w:rPr>
-          <w:rFonts w:ascii="宋体" w:eastAsia="宋体" w:hAnsi="宋体" w:hint="eastAsia"/>
-          <w:sz w:val="24"/>
-          <w:szCs w:val="24"/>
-        </w:rPr>
-        <w:t>langchain</w:t>
-      </w:r>
-      <w:proofErr w:type="spellEnd"/>
-      <w:r>
-        <w:rPr>
-          <w:rFonts w:ascii="宋体" w:eastAsia="宋体" w:hAnsi="宋体" w:hint="eastAsia"/>
-          <w:sz w:val="24"/>
-          <w:szCs w:val="24"/>
-        </w:rPr>
-        <w:t>库中的Chroma等功能构建</w:t>
+        <w:t>这一部分使用硅基流动平台提供的大模型API和Python的langchain库中的Chroma等功能构建</w:t>
       </w:r>
       <w:r>
         <w:rPr>
@@ -849,6 +851,49 @@
     <w:p>
       <w:pPr>
         <w:spacing w:line="360" w:lineRule="auto"/>
+        <w:rPr>
+          <w:rFonts w:ascii="宋体" w:eastAsia="宋体" w:hAnsi="宋体"/>
+          <w:sz w:val="28"/>
+          <w:szCs w:val="28"/>
+        </w:rPr>
+      </w:pPr>
+      <w:r>
+        <w:rPr>
+          <w:rFonts w:ascii="宋体" w:eastAsia="宋体" w:hAnsi="宋体"/>
+          <w:sz w:val="28"/>
+          <w:szCs w:val="28"/>
+        </w:rPr>
+        <w:lastRenderedPageBreak/>
+        <w:t>5</w:t>
+      </w:r>
+      <w:r>
+        <w:rPr>
+          <w:rFonts w:ascii="宋体" w:eastAsia="宋体" w:hAnsi="宋体"/>
+          <w:sz w:val="28"/>
+          <w:szCs w:val="28"/>
+        </w:rPr>
+        <w:t>.</w:t>
+      </w:r>
+      <w:r>
+        <w:rPr>
+          <w:rFonts w:ascii="宋体" w:eastAsia="宋体" w:hAnsi="宋体" w:hint="eastAsia"/>
+          <w:sz w:val="28"/>
+          <w:szCs w:val="28"/>
+        </w:rPr>
+        <w:t>基于风力发电机风速</w:t>
+      </w:r>
+      <w:r>
+        <w:rPr>
+          <w:rFonts w:ascii="宋体" w:eastAsia="宋体" w:hAnsi="宋体"/>
+          <w:sz w:val="28"/>
+          <w:szCs w:val="28"/>
+        </w:rPr>
+        <w:t>-功率曲线、风力发电机真实功率和真实天气情况训练得到风速-发电量预测模型</w:t>
+      </w:r>
+    </w:p>
+    <w:p>
+      <w:pPr>
+        <w:spacing w:line="360" w:lineRule="auto"/>
         <w:ind w:firstLineChars="200" w:firstLine="480"/>
         <w:rPr>
           <w:rFonts w:ascii="宋体" w:eastAsia="宋体" w:hAnsi="宋体"/>
@@ -856,23 +901,260 @@
           <w:szCs w:val="24"/>
         </w:rPr>
       </w:pPr>
-    </w:p>
-    <w:p>
-      <w:pPr>
-        <w:spacing w:line="360" w:lineRule="auto"/>
-        <w:rPr>
-          <w:rFonts w:ascii="宋体" w:eastAsia="宋体" w:hAnsi="宋体"/>
-          <w:sz w:val="24"/>
-          <w:szCs w:val="24"/>
-        </w:rPr>
-      </w:pPr>
-      <w:r>
-        <w:rPr>
-          <w:rFonts w:ascii="宋体" w:eastAsia="宋体" w:hAnsi="宋体" w:hint="eastAsia"/>
-          <w:sz w:val="24"/>
-          <w:szCs w:val="24"/>
-        </w:rPr>
-        <w:lastRenderedPageBreak/>
+      <w:r>
+        <w:rPr>
+          <w:rFonts w:ascii="宋体" w:eastAsia="宋体" w:hAnsi="宋体" w:hint="eastAsia"/>
+          <w:sz w:val="24"/>
+          <w:szCs w:val="24"/>
+        </w:rPr>
+        <w:t>这一部分使用了两个风速-发电量预测模型，考虑到风力发电机应用地区环境不同，因此两个预测模型，一个简单地基于风力发电机理论风速-发电量曲线进行预测，读取一个包含了几个风速</w:t>
+      </w:r>
+      <w:r>
+        <w:rPr>
+          <w:rFonts w:ascii="宋体" w:eastAsia="宋体" w:hAnsi="宋体" w:hint="eastAsia"/>
+          <w:sz w:val="24"/>
+          <w:szCs w:val="24"/>
+        </w:rPr>
+        <w:t>-发电量</w:t>
+      </w:r>
+      <w:r>
+        <w:rPr>
+          <w:rFonts w:ascii="宋体" w:eastAsia="宋体" w:hAnsi="宋体" w:hint="eastAsia"/>
+          <w:sz w:val="24"/>
+          <w:szCs w:val="24"/>
+        </w:rPr>
+        <w:t>点</w:t>
+      </w:r>
+      <w:r>
+        <w:rPr>
+          <w:rFonts w:ascii="宋体" w:eastAsia="宋体" w:hAnsi="宋体" w:hint="eastAsia"/>
+          <w:sz w:val="24"/>
+          <w:szCs w:val="24"/>
+        </w:rPr>
+        <w:t>的csv文件，通过插值方法计算得到特定风速下该风力发电机的理论发电量。这个模型适用于风力发电机发电初期，获取到的真实发电量不足，无法进行经验模型的训练的情况。当获取了足够的真实发电量数据后，可以训练</w:t>
+      </w:r>
+      <w:r>
+        <w:rPr>
+          <w:rFonts w:ascii="宋体" w:eastAsia="宋体" w:hAnsi="宋体"/>
+          <w:sz w:val="24"/>
+          <w:szCs w:val="24"/>
+        </w:rPr>
+        <w:t>GBDT</w:t>
+      </w:r>
+      <w:r>
+        <w:rPr>
+          <w:rFonts w:ascii="宋体" w:eastAsia="宋体" w:hAnsi="宋体" w:hint="eastAsia"/>
+          <w:sz w:val="24"/>
+          <w:szCs w:val="24"/>
+        </w:rPr>
+        <w:t>模型</w:t>
+      </w:r>
+      <w:r>
+        <w:rPr>
+          <w:rFonts w:ascii="宋体" w:eastAsia="宋体" w:hAnsi="宋体" w:hint="eastAsia"/>
+          <w:sz w:val="24"/>
+          <w:szCs w:val="24"/>
+        </w:rPr>
+        <w:t>，</w:t>
+      </w:r>
+      <w:r>
+        <w:rPr>
+          <w:rFonts w:ascii="宋体" w:eastAsia="宋体" w:hAnsi="宋体" w:hint="eastAsia"/>
+          <w:sz w:val="24"/>
+          <w:szCs w:val="24"/>
+        </w:rPr>
+        <w:t>训练</w:t>
+      </w:r>
+      <w:r>
+        <w:rPr>
+          <w:rFonts w:ascii="宋体" w:eastAsia="宋体" w:hAnsi="宋体" w:hint="eastAsia"/>
+          <w:sz w:val="24"/>
+          <w:szCs w:val="24"/>
+        </w:rPr>
+        <w:t>数据包括过去7天一小时为单位的</w:t>
+      </w:r>
+      <w:r>
+        <w:rPr>
+          <w:rFonts w:ascii="宋体" w:eastAsia="宋体" w:hAnsi="宋体" w:hint="eastAsia"/>
+          <w:sz w:val="24"/>
+          <w:szCs w:val="24"/>
+        </w:rPr>
+        <w:t>真实风速、风向、温湿度、气压以及发电量。</w:t>
+      </w:r>
+      <w:r>
+        <w:rPr>
+          <w:rFonts w:ascii="宋体" w:eastAsia="宋体" w:hAnsi="宋体" w:hint="eastAsia"/>
+          <w:sz w:val="24"/>
+          <w:szCs w:val="24"/>
+        </w:rPr>
+        <w:t>当训练完成后，通过天气预报API获取未来4个小时的每小时预测风速、风向、温湿度和气压，通过模型计算，就可以得到基于经验模型的预测发电量。在获取到两个模型各自的输出后，根据过去一天每小时的天气/发电量关系，计算得到一个最佳的权重值</w:t>
+      </w:r>
+      <w:r>
+        <w:rPr>
+          <w:rFonts w:ascii="Symbol" w:eastAsia="宋体" w:hAnsi="Symbol" w:hint="eastAsia"/>
+          <w:sz w:val="24"/>
+          <w:szCs w:val="24"/>
+        </w:rPr>
+        <w:t>a</w:t>
+      </w:r>
+      <w:r>
+        <w:rPr>
+          <w:rFonts w:ascii="宋体" w:eastAsia="宋体" w:hAnsi="宋体" w:hint="eastAsia"/>
+          <w:sz w:val="24"/>
+          <w:szCs w:val="24"/>
+        </w:rPr>
+        <w:t>，满足：</w:t>
+      </w:r>
+    </w:p>
+    <w:p>
+      <w:pPr>
+        <w:spacing w:line="360" w:lineRule="auto"/>
+        <w:ind w:firstLineChars="200" w:firstLine="480"/>
+        <w:rPr>
+          <w:rFonts w:ascii="宋体" w:eastAsia="宋体" w:hAnsi="宋体" w:hint="eastAsia"/>
+          <w:iCs/>
+          <w:sz w:val="24"/>
+          <w:szCs w:val="24"/>
+        </w:rPr>
+      </w:pPr>
+      <m:oMathPara>
+        <m:oMath>
+          <m:r>
+            <m:rPr>
+              <m:sty m:val="p"/>
+            </m:rPr>
+            <w:rPr>
+              <w:rFonts w:ascii="Cambria Math" w:eastAsia="宋体" w:hAnsi="Cambria Math" w:hint="eastAsia"/>
+              <w:sz w:val="24"/>
+              <w:szCs w:val="24"/>
+            </w:rPr>
+            <m:t>结果</m:t>
+          </m:r>
+          <m:r>
+            <w:rPr>
+              <w:rFonts w:ascii="Cambria Math" w:eastAsia="宋体" w:hAnsi="Cambria Math"/>
+              <w:sz w:val="24"/>
+              <w:szCs w:val="24"/>
+            </w:rPr>
+            <m:t>=α*</m:t>
+          </m:r>
+          <m:r>
+            <m:rPr>
+              <m:sty m:val="p"/>
+            </m:rPr>
+            <w:rPr>
+              <w:rFonts w:ascii="Cambria Math" w:eastAsia="宋体" w:hAnsi="Cambria Math" w:hint="eastAsia"/>
+              <w:sz w:val="24"/>
+              <w:szCs w:val="24"/>
+            </w:rPr>
+            <m:t>基线模型</m:t>
+          </m:r>
+          <m:r>
+            <m:rPr>
+              <m:sty m:val="p"/>
+            </m:rPr>
+            <w:rPr>
+              <w:rFonts w:ascii="Cambria Math" w:eastAsia="宋体" w:hAnsi="Cambria Math"/>
+              <w:sz w:val="24"/>
+              <w:szCs w:val="24"/>
+            </w:rPr>
+            <m:t>+</m:t>
+          </m:r>
+          <m:d>
+            <m:dPr>
+              <m:ctrlPr>
+                <w:rPr>
+                  <w:rFonts w:ascii="Cambria Math" w:eastAsia="宋体" w:hAnsi="Cambria Math"/>
+                  <w:iCs/>
+                  <w:sz w:val="24"/>
+                  <w:szCs w:val="24"/>
+                </w:rPr>
+              </m:ctrlPr>
+            </m:dPr>
+            <m:e>
+              <m:r>
+                <m:rPr>
+                  <m:sty m:val="p"/>
+                </m:rPr>
+                <w:rPr>
+                  <w:rFonts w:ascii="Cambria Math" w:eastAsia="宋体" w:hAnsi="Cambria Math"/>
+                  <w:sz w:val="24"/>
+                  <w:szCs w:val="24"/>
+                </w:rPr>
+                <m:t>1-α</m:t>
+              </m:r>
+            </m:e>
+          </m:d>
+          <m:r>
+            <m:rPr>
+              <m:sty m:val="p"/>
+            </m:rPr>
+            <w:rPr>
+              <w:rFonts w:ascii="Cambria Math" w:eastAsia="宋体" w:hAnsi="Cambria Math"/>
+              <w:sz w:val="24"/>
+              <w:szCs w:val="24"/>
+            </w:rPr>
+            <m:t>*</m:t>
+          </m:r>
+          <m:r>
+            <m:rPr>
+              <m:sty m:val="p"/>
+            </m:rPr>
+            <w:rPr>
+              <w:rFonts w:ascii="Cambria Math" w:eastAsia="宋体" w:hAnsi="Cambria Math" w:hint="eastAsia"/>
+              <w:sz w:val="24"/>
+              <w:szCs w:val="24"/>
+            </w:rPr>
+            <m:t>经验模型</m:t>
+          </m:r>
+        </m:oMath>
+      </m:oMathPara>
+    </w:p>
+    <w:p>
+      <w:pPr>
+        <w:spacing w:line="360" w:lineRule="auto"/>
+        <w:ind w:firstLineChars="200" w:firstLine="480"/>
+        <w:rPr>
+          <w:rFonts w:ascii="宋体" w:eastAsia="宋体" w:hAnsi="宋体" w:hint="eastAsia"/>
+          <w:sz w:val="24"/>
+          <w:szCs w:val="24"/>
+        </w:rPr>
+      </w:pPr>
+      <w:r>
+        <w:rPr>
+          <w:rFonts w:ascii="宋体" w:eastAsia="宋体" w:hAnsi="宋体" w:hint="eastAsia"/>
+          <w:sz w:val="24"/>
+          <w:szCs w:val="24"/>
+        </w:rPr>
+        <w:t>这个结果就是最后展示的预测发电量。</w:t>
+      </w:r>
+    </w:p>
+    <w:p>
+      <w:pPr>
+        <w:spacing w:line="360" w:lineRule="auto"/>
+        <w:ind w:firstLineChars="200" w:firstLine="480"/>
+        <w:rPr>
+          <w:rFonts w:ascii="宋体" w:eastAsia="宋体" w:hAnsi="宋体" w:hint="eastAsia"/>
+          <w:sz w:val="24"/>
+          <w:szCs w:val="24"/>
+        </w:rPr>
+      </w:pPr>
+    </w:p>
+    <w:p>
+      <w:pPr>
+        <w:spacing w:line="360" w:lineRule="auto"/>
+        <w:rPr>
+          <w:rFonts w:ascii="宋体" w:eastAsia="宋体" w:hAnsi="宋体"/>
+          <w:sz w:val="24"/>
+          <w:szCs w:val="24"/>
+        </w:rPr>
+      </w:pPr>
+      <w:r>
+        <w:rPr>
+          <w:rFonts w:ascii="宋体" w:eastAsia="宋体" w:hAnsi="宋体" w:hint="eastAsia"/>
+          <w:sz w:val="24"/>
+          <w:szCs w:val="24"/>
+        </w:rPr>
         <w:t>注：</w:t>
       </w:r>
     </w:p>
@@ -1375,6 +1657,7 @@
   <w:style w:type="paragraph" w:default="1" w:styleId="a">
     <w:name w:val="Normal"/>
     <w:qFormat/>
+    <w:rsid w:val="007E3F96"/>
     <w:pPr>
       <w:widowControl w:val="0"/>
       <w:jc w:val="both"/>
@@ -1416,6 +1699,16 @@
     <w:pPr>
       <w:ind w:firstLineChars="200" w:firstLine="420"/>
     </w:pPr>
+  </w:style>
+  <w:style w:type="character" w:styleId="a4">
+    <w:name w:val="Placeholder Text"/>
+    <w:basedOn w:val="a0"/>
+    <w:uiPriority w:val="99"/>
+    <w:semiHidden/>
+    <w:rsid w:val="00DC15F8"/>
+    <w:rPr>
+      <w:color w:val="808080"/>
+    </w:rPr>
   </w:style>
 </w:styles>
 </file>
